--- a/tillsyn/A 37062-2025 tillsynsbegäran.docx
+++ b/tillsyn/A 37062-2025 tillsynsbegäran.docx
@@ -1126,7 +1126,7 @@
     <w:r>
       <w:tab/>
       <w:tab/>
-      <w:t>2026-09-14</w:t>
+      <w:t>2026-09-15</w:t>
       <w:br/>
       <w:br/>
     </w:r>

--- a/tillsyn/A 37062-2025 tillsynsbegäran.docx
+++ b/tillsyn/A 37062-2025 tillsynsbegäran.docx
@@ -1126,7 +1126,7 @@
     <w:r>
       <w:tab/>
       <w:tab/>
-      <w:t>2026-09-15</w:t>
+      <w:t>2026-09-16</w:t>
       <w:br/>
       <w:br/>
     </w:r>

--- a/tillsyn/A 37062-2025 tillsynsbegäran.docx
+++ b/tillsyn/A 37062-2025 tillsynsbegäran.docx
@@ -1126,7 +1126,7 @@
     <w:r>
       <w:tab/>
       <w:tab/>
-      <w:t>2026-09-16</w:t>
+      <w:t>2026-09-17</w:t>
       <w:br/>
       <w:br/>
     </w:r>

--- a/tillsyn/A 37062-2025 tillsynsbegäran.docx
+++ b/tillsyn/A 37062-2025 tillsynsbegäran.docx
@@ -1126,7 +1126,7 @@
     <w:r>
       <w:tab/>
       <w:tab/>
-      <w:t>2026-09-17</w:t>
+      <w:t>2026-09-18</w:t>
       <w:br/>
       <w:br/>
     </w:r>

--- a/tillsyn/A 37062-2025 tillsynsbegäran.docx
+++ b/tillsyn/A 37062-2025 tillsynsbegäran.docx
@@ -1126,7 +1126,7 @@
     <w:r>
       <w:tab/>
       <w:tab/>
-      <w:t>2026-09-18</w:t>
+      <w:t>2026-09-19</w:t>
       <w:br/>
       <w:br/>
     </w:r>

--- a/tillsyn/A 37062-2025 tillsynsbegäran.docx
+++ b/tillsyn/A 37062-2025 tillsynsbegäran.docx
@@ -1126,7 +1126,7 @@
     <w:r>
       <w:tab/>
       <w:tab/>
-      <w:t>2026-09-19</w:t>
+      <w:t>2026-09-21</w:t>
       <w:br/>
       <w:br/>
     </w:r>

--- a/tillsyn/A 37062-2025 tillsynsbegäran.docx
+++ b/tillsyn/A 37062-2025 tillsynsbegäran.docx
@@ -1126,7 +1126,7 @@
     <w:r>
       <w:tab/>
       <w:tab/>
-      <w:t>2026-09-21</w:t>
+      <w:t>2026-09-23</w:t>
       <w:br/>
       <w:br/>
     </w:r>

--- a/tillsyn/A 37062-2025 tillsynsbegäran.docx
+++ b/tillsyn/A 37062-2025 tillsynsbegäran.docx
@@ -1126,7 +1126,7 @@
     <w:r>
       <w:tab/>
       <w:tab/>
-      <w:t>2026-09-23</w:t>
+      <w:t>2026-09-24</w:t>
       <w:br/>
       <w:br/>
     </w:r>

--- a/tillsyn/A 37062-2025 tillsynsbegäran.docx
+++ b/tillsyn/A 37062-2025 tillsynsbegäran.docx
@@ -1126,7 +1126,7 @@
     <w:r>
       <w:tab/>
       <w:tab/>
-      <w:t>2026-09-24</w:t>
+      <w:t>2026-09-25</w:t>
       <w:br/>
       <w:br/>
     </w:r>

--- a/tillsyn/A 37062-2025 tillsynsbegäran.docx
+++ b/tillsyn/A 37062-2025 tillsynsbegäran.docx
@@ -22,7 +22,7 @@
       <w:r>
         <w:drawing>
           <wp:inline xmlns:a="http://schemas.openxmlformats.org/drawingml/2006/main" xmlns:pic="http://schemas.openxmlformats.org/drawingml/2006/picture">
-            <wp:extent cx="5486400" cy="5652312"/>
+            <wp:extent cx="5486400" cy="5654197"/>
             <wp:docPr id="1" name="Picture 1"/>
             <wp:cNvGraphicFramePr>
               <a:graphicFrameLocks noChangeAspect="1"/>
@@ -43,7 +43,7 @@
                   <pic:spPr>
                     <a:xfrm>
                       <a:off x="0" y="0"/>
-                      <a:ext cx="5486400" cy="5652312"/>
+                      <a:ext cx="5486400" cy="5654197"/>
                     </a:xfrm>
                     <a:prstGeom prst="rect"/>
                   </pic:spPr>
@@ -65,7 +65,7 @@
     </w:p>
     <w:p>
       <w:r>
-        <w:t>I och inom 16 meter från avverkningsanmälan finns fynd av 10 naturvårdsarter, varav 7 är rödlistade, 2 är fridlysta, 8 är typiska (T) och 3 är signalarter (S): gräddporing (VU, T), dropptaggsvamp (NT, T), dvärgbägarlav (NT, T), talltita (NT, §4), tretåig hackspett (NT, T, §4), vedflamlav (NT), vedskivlav (NT, T), tibast (S, T), underviol (S, T) och ögonpyrola (S, T). Se Figur 1.</w:t>
+        <w:t>I och inom 16 meter från avverkningsanmälan finns fynd av 11 naturvårdsarter, varav 8 är rödlistade, 2 är fridlysta, 8 är typiska (T) och 3 är signalarter (S): gräddporing (VU, T), dropptaggsvamp (NT, T), dvärgbägarlav (NT, T), talltita (NT, §4), tretåig hackspett (NT, T, §4), vaddporing (NT), vedflamlav (NT), vedskivlav (NT, T), tibast (S, T), underviol (S, T) och ögonpyrola (S, T). Se Figur 1.</w:t>
       </w:r>
     </w:p>
     <w:p>
@@ -202,6 +202,17 @@
       </w:r>
       <w:r>
         <w:t xml:space="preserve"> (Skogsstyrelsen, 2016; SLU Artdatabanken, 2024).</w:t>
+      </w:r>
+    </w:p>
+    <w:p>
+      <w:r>
+        <w:rPr>
+          <w:b/>
+        </w:rPr>
+        <w:t xml:space="preserve">Vaddporing (NT) </w:t>
+      </w:r>
+      <w:r>
+        <w:t>är en brunrötande vednedbrytare som hittas på undersidan av liggande murken tallved i olika former. Substratet utgörs framför allt av den typ av hård, kådimpregnerad och ofta kolad tallved som skapas i brandpräglad skog. Vedtypen nybildas i mycket liten omfattning och det är sannolikt att arten upplever en utdöendeskuld. För att garantera artens fortlevnad bör man både säkra att artens växtplatser hålls intakta samt att långsiktigt säkerställa att ny ved tillkommer, allra helst i omedelbar anslutning till artens växtplatser. Skoglig gallring och annat uttag av virke innebär ett hot mot arten (SLU Artdatabanken, 2024).</w:t>
       </w:r>
     </w:p>
     <w:p>
@@ -1126,7 +1137,7 @@
     <w:r>
       <w:tab/>
       <w:tab/>
-      <w:t>2026-09-25</w:t>
+      <w:t>2026-09-26</w:t>
       <w:br/>
       <w:br/>
     </w:r>

--- a/tillsyn/A 37062-2025 tillsynsbegäran.docx
+++ b/tillsyn/A 37062-2025 tillsynsbegäran.docx
@@ -1137,7 +1137,7 @@
     <w:r>
       <w:tab/>
       <w:tab/>
-      <w:t>2026-09-26</w:t>
+      <w:t>2026-09-27</w:t>
       <w:br/>
       <w:br/>
     </w:r>

--- a/tillsyn/A 37062-2025 tillsynsbegäran.docx
+++ b/tillsyn/A 37062-2025 tillsynsbegäran.docx
@@ -1137,7 +1137,7 @@
     <w:r>
       <w:tab/>
       <w:tab/>
-      <w:t>2026-09-27</w:t>
+      <w:t>2026-09-28</w:t>
       <w:br/>
       <w:br/>
     </w:r>

--- a/tillsyn/A 37062-2025 tillsynsbegäran.docx
+++ b/tillsyn/A 37062-2025 tillsynsbegäran.docx
@@ -22,7 +22,7 @@
       <w:r>
         <w:drawing>
           <wp:inline xmlns:a="http://schemas.openxmlformats.org/drawingml/2006/main" xmlns:pic="http://schemas.openxmlformats.org/drawingml/2006/picture">
-            <wp:extent cx="5486400" cy="5654197"/>
+            <wp:extent cx="5340442" cy="5724000"/>
             <wp:docPr id="1" name="Picture 1"/>
             <wp:cNvGraphicFramePr>
               <a:graphicFrameLocks noChangeAspect="1"/>
@@ -43,7 +43,7 @@
                   <pic:spPr>
                     <a:xfrm>
                       <a:off x="0" y="0"/>
-                      <a:ext cx="5486400" cy="5654197"/>
+                      <a:ext cx="5340442" cy="5724000"/>
                     </a:xfrm>
                     <a:prstGeom prst="rect"/>
                   </pic:spPr>
@@ -60,12 +60,12 @@
         <w:spacing w:after="240"/>
       </w:pPr>
       <w:r>
-        <w:t>Figur 1. Fyndplatser för naturvårdsarter i och inom 16 meter från avverkningsanmälan. Markörer utan svart kant är placerade på fyndplatsen. Markörer med svart kant är placerade vid sidan av fyndplatsen och har ett svart streck som visar fyndplatsens exakta position. Kartans mittpunktskoordinat är N 6971287, E 415495 i SWEREF 99 TM.</w:t>
+        <w:t>Figur 1. Fyndplatser för naturvårdsarter i och inom 24 meter från avverkningsanmälan. Markörer utan svart kant är placerade på fyndplatsen. Markörer med svart kant är placerade vid sidan av fyndplatsen och har ett svart streck som visar fyndplatsens exakta position. Kartans mittpunktskoordinat är N 6971287, E 415495 i SWEREF 99 TM.</w:t>
       </w:r>
     </w:p>
     <w:p>
       <w:r>
-        <w:t>I och inom 16 meter från avverkningsanmälan finns fynd av 11 naturvårdsarter, varav 8 är rödlistade, 2 är fridlysta, 8 är typiska (T) och 3 är signalarter (S): gräddporing (VU, T), dropptaggsvamp (NT, T), dvärgbägarlav (NT, T), talltita (NT, §4), tretåig hackspett (NT, T, §4), vaddporing (NT), vedflamlav (NT), vedskivlav (NT, T), tibast (S, T), underviol (S, T) och ögonpyrola (S, T). Se Figur 1.</w:t>
+        <w:t>I och inom 24 meter från avverkningsanmälan finns fynd av 20 naturvårdsarter, varav 15 är rödlistade, 3 är fridlysta, 11 är typiska (T) och 4 är signalarter (S): urskogsporing (EN), gräddporing (VU, T), spadskinn (VU), dropptaggsvamp (NT, T), dvärgbägarlav (NT, T), kolflarnlav (NT, T), nordtagging (NT), svartvit taggsvamp (NT), talltagel (NT, T), talltaggsvamp (NT), talltita (NT, §4), tretåig hackspett (NT, T, §4), vaddporing (NT), vedflamlav (NT), vedskivlav (NT, T), tibast (S, T), underviol (S, T), vedticka (S, T), ögonpyrola (S, T) och revlummer (§9). Se Figur 1.</w:t>
       </w:r>
     </w:p>
     <w:p>
@@ -109,6 +109,17 @@
         <w:rPr>
           <w:b/>
         </w:rPr>
+        <w:t>Urskogsporing (EN)</w:t>
+      </w:r>
+      <w:r>
+        <w:t xml:space="preserve"> är en starkt hotad art som växer på lågor av barrträd, företrädesvis tall, mer sällan gran. Den är hittills bara påträffad i äldre skogsbestånd med tydlig naturskogskaraktär. Urskogsporingen är förmodligen gynnad av brand och den typ av ved som arten växer på nyskapas knappast alls i modernt skogsbruk. Kända lokaler måste skyddas och undantas från skogsbruk (SLU Artdatabanken, 2024).</w:t>
+      </w:r>
+    </w:p>
+    <w:p>
+      <w:r>
+        <w:rPr>
+          <w:b/>
+        </w:rPr>
         <w:t>Gräddporing (VU)</w:t>
       </w:r>
       <w:r>
@@ -129,6 +140,17 @@
         <w:rPr>
           <w:b/>
         </w:rPr>
+        <w:t>Spadskinn (VU)</w:t>
+      </w:r>
+      <w:r>
+        <w:t xml:space="preserve"> är knuten till tallskogar med höga naturvärden och artens potentiella miljöer har minskat kraftigt och fortsätter att minska eftersom äldre sandtallskogar avverkas. Mykorrhiza-arter och andra marklevande svampar påverkas starkt negativt av slutavverkning då alla träd avlägsnas. Spadskinn är globalt rödlistad som sårbar (VU) vilket innebär att Sverige har ett internationellt ansvar för arten. Fler områden där arten förekommer behöver skyddas (SLU Artdatabanken, 2024; Nitare &amp; Skogsstyrelsen, 2019; IUCN, 2019).</w:t>
+      </w:r>
+    </w:p>
+    <w:p>
+      <w:r>
+        <w:rPr>
+          <w:b/>
+        </w:rPr>
         <w:t>Dropptaggsvamp (NT)</w:t>
       </w:r>
       <w:r>
@@ -169,6 +191,79 @@
         <w:rPr>
           <w:b/>
         </w:rPr>
+        <w:t>Kolflarnlav (NT)</w:t>
+      </w:r>
+      <w:r>
+        <w:t xml:space="preserve"> är brandberoende och växer nästan uteslutande på kolad hård kärnved av tall. Etableringen verkar ske först 100–300 år efter brand och nytt substrat nybildas i mycket begränsad omfattning. Avverkning av tallskog av naturskogskaraktär med spår av återkommande bränder är ett hot och mängden lämplig ved att växa på för arten minskar dels på grund av naturlig nedbrytning men framförallt på grund av att det förstörs i samband med slutavverkningar, gallringar och markberedning. Såväl kolflarnlav som mörk kolflarnlav har glänsande bålfjäll och förekommer främst i tall- och blandbarrskogar av naturskogskaraktär med spår av återkommande bränder. Skogar som dessa hyser höga biologiska värden och bör skyddas. Kolflarnlav är typisk art för </w:t>
+      </w:r>
+      <w:r>
+        <w:rPr>
+          <w:i/>
+        </w:rPr>
+        <w:t>9010 Taiga</w:t>
+      </w:r>
+      <w:r>
+        <w:t xml:space="preserve"> (SLU Artdatabanken, 2024).</w:t>
+      </w:r>
+    </w:p>
+    <w:p>
+      <w:r>
+        <w:rPr>
+          <w:b/>
+        </w:rPr>
+        <w:t>Nordtagging (NT)</w:t>
+      </w:r>
+      <w:r>
+        <w:t xml:space="preserve"> växer främst på tallågor av grövre dimensioner och påträffas huvudsakligen i äldre skog som inte kalavverkats. Nordtaggingen missgynnas av att områden med äldre tallskog har minskat starkt. Bekämpning av skogsbränder, samtidigt som skogsbruket omvandlar naturligt glesa tallbestånd till likartade och betydligt tätare bestånd, har missgynnat arten. Bristen på gamla tallågor utgör på sikt ett allvarligt hot och återskapandet av lämpliga biotoper tar mycket lång tid. Områden med olikåldriga bestånd av tall och med stort inslag av äldre träd bör undantas från skoglig produktion (SLU Artdatabanken, 2024).</w:t>
+      </w:r>
+    </w:p>
+    <w:p>
+      <w:r>
+        <w:rPr>
+          <w:b/>
+        </w:rPr>
+        <w:t xml:space="preserve">Svartvit taggsvamp (NT) </w:t>
+      </w:r>
+      <w:r>
+        <w:t>bildar mykorrhiza med tall, troligen även med gran. Den växer huvudsakligen i äldre, naturligt uppkommen skog på torr eller frisk mark och förekommer såväl på tallhedar som i mossig barrblandskog. Flera olika former har påträffats vid DNA-undersökningar av europeiskt material och det är oklart hur många former som finns i värd land. Kalavverkning av äldre skog är ett reellt hot, liksom maskinell markberedning och minskad andel självföryngring. Lokaler som fortfarande håller svampen behöver säkerställas (SLU Artdatabanken, 2024; Nitare &amp; Skogsstyrelsen, 2019).</w:t>
+      </w:r>
+    </w:p>
+    <w:p>
+      <w:r>
+        <w:rPr>
+          <w:b/>
+        </w:rPr>
+        <w:t>Talltagel (NT)</w:t>
+      </w:r>
+      <w:r>
+        <w:t xml:space="preserve"> är en boreal art som förekommer på tall i äldre, öppna tallskogar. Den påverkas negativt av brist på kontinuitetsskog och minskningstakten bedöms vara nära gränsvärdet för Sårbar (VU). Talltagel är typisk art för </w:t>
+      </w:r>
+      <w:r>
+        <w:rPr>
+          <w:i/>
+        </w:rPr>
+        <w:t>9010 Taiga</w:t>
+      </w:r>
+      <w:r>
+        <w:t xml:space="preserve"> (SLU Artdatabanken, 2026).</w:t>
+      </w:r>
+    </w:p>
+    <w:p>
+      <w:r>
+        <w:rPr>
+          <w:b/>
+        </w:rPr>
+        <w:t xml:space="preserve">Talltaggsvamp (NT) </w:t>
+      </w:r>
+      <w:r>
+        <w:t>förekommer främst i tallnaturskogar eller tallskogar av kontinuitetsskogskaraktär där den bildar mykorrhiza med tall. Särskilt frekvent är den i sandtallskogar med inslag av gamla träd, t.ex. på grusåsar, stränder och sandhedar. Arten hotas främst av skogsavverkning och tycks försvinna efter slutavverkning, markberedning och plantering. Talltaggsvamp är globalt rödlistad som nära hotad (NT) vilket innebär att Sverige har ett internationellt ansvar för arten (IUCN, 2025; SLU Artdatabanken, 2024).</w:t>
+      </w:r>
+    </w:p>
+    <w:p>
+      <w:r>
+        <w:rPr>
+          <w:b/>
+        </w:rPr>
         <w:t>Talltita (NT, §4)</w:t>
       </w:r>
       <w:r>
@@ -302,6 +397,26 @@
       </w:r>
       <w:r>
         <w:t xml:space="preserve"> (Nitare &amp; Skogsstyrelsen, 2019; SLU Artdatabanken, 2024).</w:t>
+      </w:r>
+    </w:p>
+    <w:p>
+      <w:r>
+        <w:rPr>
+          <w:b/>
+        </w:rPr>
+        <w:t xml:space="preserve">Vedticka </w:t>
+      </w:r>
+      <w:r>
+        <w:t xml:space="preserve">är en bra signalart söder om den naturliga norrlandsgränsen. Den är huvudsakligen knuten till äldre barrskogar där det föreligger långvarig kontinuitet av död barrved. Vedticka är typisk art för </w:t>
+      </w:r>
+      <w:r>
+        <w:rPr>
+          <w:i/>
+        </w:rPr>
+        <w:t xml:space="preserve">9010 Taiga </w:t>
+      </w:r>
+      <w:r>
+        <w:t>(Nitare &amp; Skogsstyrelsen, 2019; SLU Artdatabanken, 2025).</w:t>
       </w:r>
     </w:p>
     <w:p>
@@ -370,7 +485,7 @@
     </w:p>
     <w:p>
       <w:r>
-        <w:t>Följande typiska arter har sina livsmiljöer och växtplatser i den avverkningsanmälda skogen: gräddporing (VU, T), dropptaggsvamp (NT, T), dvärgbägarlav (NT, T), tretåig hackspett (NT, T, §4), vedskivlav (NT, T), tibast (S, T), underviol (S, T) och ögonpyrola (S, T).</w:t>
+        <w:t>Följande typiska arter har sina livsmiljöer och växtplatser i den avverkningsanmälda skogen: gräddporing (VU, T), dropptaggsvamp (NT, T), dvärgbägarlav (NT, T), kolflarnlav (NT, T), talltagel (NT, T), tretåig hackspett (NT, T, §4), vedskivlav (NT, T), tibast (S, T), underviol (S, T), vedticka (S, T) och ögonpyrola (S, T).</w:t>
       </w:r>
     </w:p>
     <w:p>
@@ -1137,7 +1252,7 @@
     <w:r>
       <w:tab/>
       <w:tab/>
-      <w:t>2026-09-28</w:t>
+      <w:t>2026-09-29</w:t>
       <w:br/>
       <w:br/>
     </w:r>

--- a/tillsyn/A 37062-2025 tillsynsbegäran.docx
+++ b/tillsyn/A 37062-2025 tillsynsbegäran.docx
@@ -1252,7 +1252,7 @@
     <w:r>
       <w:tab/>
       <w:tab/>
-      <w:t>2026-09-29</w:t>
+      <w:t>2026-09-30</w:t>
       <w:br/>
       <w:br/>
     </w:r>

--- a/tillsyn/A 37062-2025 tillsynsbegäran.docx
+++ b/tillsyn/A 37062-2025 tillsynsbegäran.docx
@@ -1252,7 +1252,7 @@
     <w:r>
       <w:tab/>
       <w:tab/>
-      <w:t>2026-09-30</w:t>
+      <w:t>2026-10-01</w:t>
       <w:br/>
       <w:br/>
     </w:r>

--- a/tillsyn/A 37062-2025 tillsynsbegäran.docx
+++ b/tillsyn/A 37062-2025 tillsynsbegäran.docx
@@ -1252,7 +1252,7 @@
     <w:r>
       <w:tab/>
       <w:tab/>
-      <w:t>2026-10-01</w:t>
+      <w:t>2026-10-02</w:t>
       <w:br/>
       <w:br/>
     </w:r>

--- a/tillsyn/A 37062-2025 tillsynsbegäran.docx
+++ b/tillsyn/A 37062-2025 tillsynsbegäran.docx
@@ -1252,7 +1252,7 @@
     <w:r>
       <w:tab/>
       <w:tab/>
-      <w:t>2026-10-02</w:t>
+      <w:t>2026-10-03</w:t>
       <w:br/>
       <w:br/>
     </w:r>

--- a/tillsyn/A 37062-2025 tillsynsbegäran.docx
+++ b/tillsyn/A 37062-2025 tillsynsbegäran.docx
@@ -1252,7 +1252,7 @@
     <w:r>
       <w:tab/>
       <w:tab/>
-      <w:t>2026-10-03</w:t>
+      <w:t>2026-10-04</w:t>
       <w:br/>
       <w:br/>
     </w:r>

--- a/tillsyn/A 37062-2025 tillsynsbegäran.docx
+++ b/tillsyn/A 37062-2025 tillsynsbegäran.docx
@@ -1252,7 +1252,7 @@
     <w:r>
       <w:tab/>
       <w:tab/>
-      <w:t>2026-10-04</w:t>
+      <w:t>2026-10-05</w:t>
       <w:br/>
       <w:br/>
     </w:r>

--- a/tillsyn/A 37062-2025 tillsynsbegäran.docx
+++ b/tillsyn/A 37062-2025 tillsynsbegäran.docx
@@ -1252,7 +1252,7 @@
     <w:r>
       <w:tab/>
       <w:tab/>
-      <w:t>2026-10-05</w:t>
+      <w:t>2026-10-06</w:t>
       <w:br/>
       <w:br/>
     </w:r>

--- a/tillsyn/A 37062-2025 tillsynsbegäran.docx
+++ b/tillsyn/A 37062-2025 tillsynsbegäran.docx
@@ -1252,7 +1252,7 @@
     <w:r>
       <w:tab/>
       <w:tab/>
-      <w:t>2026-10-06</w:t>
+      <w:t>2026-10-07</w:t>
       <w:br/>
       <w:br/>
     </w:r>

--- a/tillsyn/A 37062-2025 tillsynsbegäran.docx
+++ b/tillsyn/A 37062-2025 tillsynsbegäran.docx
@@ -1252,7 +1252,7 @@
     <w:r>
       <w:tab/>
       <w:tab/>
-      <w:t>2026-10-07</w:t>
+      <w:t>2026-10-08</w:t>
       <w:br/>
       <w:br/>
     </w:r>

--- a/tillsyn/A 37062-2025 tillsynsbegäran.docx
+++ b/tillsyn/A 37062-2025 tillsynsbegäran.docx
@@ -1252,7 +1252,7 @@
     <w:r>
       <w:tab/>
       <w:tab/>
-      <w:t>2026-10-08</w:t>
+      <w:t>2026-10-09</w:t>
       <w:br/>
       <w:br/>
     </w:r>

--- a/tillsyn/A 37062-2025 tillsynsbegäran.docx
+++ b/tillsyn/A 37062-2025 tillsynsbegäran.docx
@@ -1252,7 +1252,7 @@
     <w:r>
       <w:tab/>
       <w:tab/>
-      <w:t>2026-10-09</w:t>
+      <w:t>2026-10-10</w:t>
       <w:br/>
       <w:br/>
     </w:r>

--- a/tillsyn/A 37062-2025 tillsynsbegäran.docx
+++ b/tillsyn/A 37062-2025 tillsynsbegäran.docx
@@ -1252,7 +1252,7 @@
     <w:r>
       <w:tab/>
       <w:tab/>
-      <w:t>2026-10-10</w:t>
+      <w:t>2026-10-11</w:t>
       <w:br/>
       <w:br/>
     </w:r>

--- a/tillsyn/A 37062-2025 tillsynsbegäran.docx
+++ b/tillsyn/A 37062-2025 tillsynsbegäran.docx
@@ -1252,7 +1252,7 @@
     <w:r>
       <w:tab/>
       <w:tab/>
-      <w:t>2026-10-11</w:t>
+      <w:t>2026-10-12</w:t>
       <w:br/>
       <w:br/>
     </w:r>

--- a/tillsyn/A 37062-2025 tillsynsbegäran.docx
+++ b/tillsyn/A 37062-2025 tillsynsbegäran.docx
@@ -1252,7 +1252,7 @@
     <w:r>
       <w:tab/>
       <w:tab/>
-      <w:t>2026-10-12</w:t>
+      <w:t>2026-10-13</w:t>
       <w:br/>
       <w:br/>
     </w:r>

--- a/tillsyn/A 37062-2025 tillsynsbegäran.docx
+++ b/tillsyn/A 37062-2025 tillsynsbegäran.docx
@@ -1252,7 +1252,7 @@
     <w:r>
       <w:tab/>
       <w:tab/>
-      <w:t>2026-10-13</w:t>
+      <w:t>2026-10-14</w:t>
       <w:br/>
       <w:br/>
     </w:r>

--- a/tillsyn/A 37062-2025 tillsynsbegäran.docx
+++ b/tillsyn/A 37062-2025 tillsynsbegäran.docx
@@ -1252,7 +1252,7 @@
     <w:r>
       <w:tab/>
       <w:tab/>
-      <w:t>2026-10-14</w:t>
+      <w:t>2026-10-15</w:t>
       <w:br/>
       <w:br/>
     </w:r>

--- a/tillsyn/A 37062-2025 tillsynsbegäran.docx
+++ b/tillsyn/A 37062-2025 tillsynsbegäran.docx
@@ -1252,7 +1252,7 @@
     <w:r>
       <w:tab/>
       <w:tab/>
-      <w:t>2026-10-15</w:t>
+      <w:t>2026-10-16</w:t>
       <w:br/>
       <w:br/>
     </w:r>

--- a/tillsyn/A 37062-2025 tillsynsbegäran.docx
+++ b/tillsyn/A 37062-2025 tillsynsbegäran.docx
@@ -1252,7 +1252,7 @@
     <w:r>
       <w:tab/>
       <w:tab/>
-      <w:t>2026-10-16</w:t>
+      <w:t>2026-10-17</w:t>
       <w:br/>
       <w:br/>
     </w:r>

--- a/tillsyn/A 37062-2025 tillsynsbegäran.docx
+++ b/tillsyn/A 37062-2025 tillsynsbegäran.docx
@@ -1252,7 +1252,7 @@
     <w:r>
       <w:tab/>
       <w:tab/>
-      <w:t>2026-10-17</w:t>
+      <w:t>2026-10-18</w:t>
       <w:br/>
       <w:br/>
     </w:r>

--- a/tillsyn/A 37062-2025 tillsynsbegäran.docx
+++ b/tillsyn/A 37062-2025 tillsynsbegäran.docx
@@ -1252,7 +1252,7 @@
     <w:r>
       <w:tab/>
       <w:tab/>
-      <w:t>2026-10-18</w:t>
+      <w:t>2026-10-19</w:t>
       <w:br/>
       <w:br/>
     </w:r>

--- a/tillsyn/A 37062-2025 tillsynsbegäran.docx
+++ b/tillsyn/A 37062-2025 tillsynsbegäran.docx
@@ -1252,7 +1252,7 @@
     <w:r>
       <w:tab/>
       <w:tab/>
-      <w:t>2026-10-19</w:t>
+      <w:t>2026-10-20</w:t>
       <w:br/>
       <w:br/>
     </w:r>

--- a/tillsyn/A 37062-2025 tillsynsbegäran.docx
+++ b/tillsyn/A 37062-2025 tillsynsbegäran.docx
@@ -1252,7 +1252,7 @@
     <w:r>
       <w:tab/>
       <w:tab/>
-      <w:t>2026-10-20</w:t>
+      <w:t>2026-10-21</w:t>
       <w:br/>
       <w:br/>
     </w:r>

--- a/tillsyn/A 37062-2025 tillsynsbegäran.docx
+++ b/tillsyn/A 37062-2025 tillsynsbegäran.docx
@@ -1252,7 +1252,7 @@
     <w:r>
       <w:tab/>
       <w:tab/>
-      <w:t>2026-10-21</w:t>
+      <w:t>2026-10-22</w:t>
       <w:br/>
       <w:br/>
     </w:r>

--- a/tillsyn/A 37062-2025 tillsynsbegäran.docx
+++ b/tillsyn/A 37062-2025 tillsynsbegäran.docx
@@ -1252,7 +1252,7 @@
     <w:r>
       <w:tab/>
       <w:tab/>
-      <w:t>2026-10-22</w:t>
+      <w:t>2026-10-23</w:t>
       <w:br/>
       <w:br/>
     </w:r>

--- a/tillsyn/A 37062-2025 tillsynsbegäran.docx
+++ b/tillsyn/A 37062-2025 tillsynsbegäran.docx
@@ -1252,7 +1252,7 @@
     <w:r>
       <w:tab/>
       <w:tab/>
-      <w:t>2026-10-23</w:t>
+      <w:t>2026-10-24</w:t>
       <w:br/>
       <w:br/>
     </w:r>

--- a/tillsyn/A 37062-2025 tillsynsbegäran.docx
+++ b/tillsyn/A 37062-2025 tillsynsbegäran.docx
@@ -1252,7 +1252,7 @@
     <w:r>
       <w:tab/>
       <w:tab/>
-      <w:t>2026-10-24</w:t>
+      <w:t>2026-10-25</w:t>
       <w:br/>
       <w:br/>
     </w:r>

--- a/tillsyn/A 37062-2025 tillsynsbegäran.docx
+++ b/tillsyn/A 37062-2025 tillsynsbegäran.docx
@@ -1252,7 +1252,7 @@
     <w:r>
       <w:tab/>
       <w:tab/>
-      <w:t>2026-10-25</w:t>
+      <w:t>2026-10-26</w:t>
       <w:br/>
       <w:br/>
     </w:r>

--- a/tillsyn/A 37062-2025 tillsynsbegäran.docx
+++ b/tillsyn/A 37062-2025 tillsynsbegäran.docx
@@ -1252,7 +1252,7 @@
     <w:r>
       <w:tab/>
       <w:tab/>
-      <w:t>2026-10-26</w:t>
+      <w:t>2026-10-27</w:t>
       <w:br/>
       <w:br/>
     </w:r>

--- a/tillsyn/A 37062-2025 tillsynsbegäran.docx
+++ b/tillsyn/A 37062-2025 tillsynsbegäran.docx
@@ -1252,7 +1252,7 @@
     <w:r>
       <w:tab/>
       <w:tab/>
-      <w:t>2026-10-27</w:t>
+      <w:t>2026-10-28</w:t>
       <w:br/>
       <w:br/>
     </w:r>

--- a/tillsyn/A 37062-2025 tillsynsbegäran.docx
+++ b/tillsyn/A 37062-2025 tillsynsbegäran.docx
@@ -1252,7 +1252,7 @@
     <w:r>
       <w:tab/>
       <w:tab/>
-      <w:t>2026-10-28</w:t>
+      <w:t>2026-10-29</w:t>
       <w:br/>
       <w:br/>
     </w:r>

--- a/tillsyn/A 37062-2025 tillsynsbegäran.docx
+++ b/tillsyn/A 37062-2025 tillsynsbegäran.docx
@@ -1252,7 +1252,7 @@
     <w:r>
       <w:tab/>
       <w:tab/>
-      <w:t>2026-10-29</w:t>
+      <w:t>2026-10-31</w:t>
       <w:br/>
       <w:br/>
     </w:r>
